--- a/materials/docx/12-grammar-answer-key.docx
+++ b/materials/docx/12-grammar-answer-key.docx
@@ -882,7 +882,7 @@
       </w:r>
     </w:p>
     <w:sectPr>
-      <w:pgSz w:w="12240" w:h="15840"/>
+      <w:pgSz w:w="11906" w:h="16838"/>
       <w:pgMar w:top="907" w:right="1020" w:bottom="907" w:left="1020" w:header="720" w:footer="720" w:gutter="0"/>
       <w:cols w:space="720"/>
       <w:docGrid w:linePitch="360"/>
